--- a/backend/scripts/sgq/rnc-pdf/templates/rnc.source.docx
+++ b/backend/scripts/sgq/rnc-pdf/templates/rnc.source.docx
@@ -343,6 +343,102 @@
                 <w:sz w:val="18"/>
                 <w:szCs w:val="18"/>
               </w:rPr>
+              <w:t>Cód. Produto:</w:t>
+            </w:r>
+          </w:p>
+        </w:tc>
+        <w:tc>
+          <w:tcPr>
+            <w:tcW w:w="3402" w:type="dxa"/>
+            <w:gridSpan w:val="7"/>
+            <w:vAlign w:val="center"/>
+          </w:tcPr>
+          <w:p>
+            <w:pPr>
+              <w:ind w:left="-129"/>
+              <w:rPr>
+                <w:rFonts w:ascii="Arial" w:hAnsi="Arial" w:cs="Arial"/>
+                <w:b/>
+                <w:sz w:val="18"/>
+                <w:szCs w:val="18"/>
+              </w:rPr>
+            </w:pPr>
+          </w:p>
+        </w:tc>
+        <w:tc>
+          <w:tcPr>
+            <w:tcW w:w="2126" w:type="dxa"/>
+            <w:gridSpan w:val="4"/>
+            <w:vAlign w:val="center"/>
+          </w:tcPr>
+          <w:p>
+            <w:pPr>
+              <w:ind w:left="-129"/>
+              <w:jc w:val="center"/>
+              <w:rPr>
+                <w:rFonts w:ascii="Arial" w:hAnsi="Arial" w:cs="Arial"/>
+                <w:b/>
+                <w:sz w:val="18"/>
+                <w:szCs w:val="18"/>
+              </w:rPr>
+            </w:pPr>
+            <w:r>
+              <w:rPr>
+                <w:rFonts w:ascii="Arial" w:hAnsi="Arial" w:cs="Arial"/>
+                <w:b/>
+                <w:sz w:val="18"/>
+                <w:szCs w:val="18"/>
+              </w:rPr>
+              <w:t>Descrição Produto:</w:t>
+            </w:r>
+          </w:p>
+        </w:tc>
+        <w:tc>
+          <w:tcPr>
+            <w:tcW w:w="4536" w:type="dxa"/>
+            <w:gridSpan w:val="5"/>
+            <w:vAlign w:val="center"/>
+          </w:tcPr>
+          <w:p>
+            <w:pPr>
+              <w:ind w:left="-129"/>
+              <w:jc w:val="center"/>
+              <w:rPr>
+                <w:rFonts w:ascii="Arial" w:hAnsi="Arial" w:cs="Arial"/>
+                <w:bCs/>
+                <w:sz w:val="18"/>
+                <w:szCs w:val="18"/>
+              </w:rPr>
+            </w:pPr>
+          </w:p>
+        </w:tc>
+      </w:tr>
+      <w:tr>
+        <w:trPr>
+          <w:trHeight w:val="409"/>
+        </w:trPr>
+        <w:tc>
+          <w:tcPr>
+            <w:tcW w:w="1555" w:type="dxa"/>
+            <w:vAlign w:val="center"/>
+          </w:tcPr>
+          <w:p>
+            <w:pPr>
+              <w:jc w:val="center"/>
+              <w:rPr>
+                <w:rFonts w:ascii="Arial" w:hAnsi="Arial" w:cs="Arial"/>
+                <w:b/>
+                <w:sz w:val="18"/>
+                <w:szCs w:val="18"/>
+              </w:rPr>
+            </w:pPr>
+            <w:r>
+              <w:rPr>
+                <w:rFonts w:ascii="Arial" w:hAnsi="Arial" w:cs="Arial"/>
+                <w:b/>
+                <w:sz w:val="18"/>
+                <w:szCs w:val="18"/>
+              </w:rPr>
               <w:t>Tipo de ação:</w:t>
             </w:r>
           </w:p>
@@ -944,18 +1040,7 @@
                 <w:sz w:val="18"/>
                 <w:szCs w:val="18"/>
               </w:rPr>
-              <w:t>Data  da ocorrência</w:t>
-            </w:r>
-            <w:r>
-              <w:rPr>
-                <w:rFonts w:ascii="Arial" w:hAnsi="Arial" w:cs="Arial"/>
-                <w:b/>
-                <w:bCs/>
-                <w:noProof/>
-                <w:sz w:val="18"/>
-                <w:szCs w:val="18"/>
-              </w:rPr>
-              <w:t>:</w:t>
+              <w:t>Data  da ocorrência:</w:t>
             </w:r>
           </w:p>
         </w:tc>
@@ -3291,6 +3376,7 @@
   <w:style w:type="character" w:default="1" w:styleId="Fontepargpadro">
     <w:name w:val="Default Paragraph Font"/>
     <w:uiPriority w:val="1"/>
+    <w:semiHidden/>
     <w:unhideWhenUsed/>
   </w:style>
   <w:style w:type="table" w:default="1" w:styleId="Tabelanormal">
